--- a/docs/TriAspect-Cards-規則_v1.0.3.docx
+++ b/docs/TriAspect-Cards-規則_v1.0.3.docx
@@ -359,7 +359,7 @@
           <w:sz w:val="22"/>
           <w:szCs w:val="22"/>
         </w:rPr>
-        <w:t xml:space="preserve">＊立即：自己的行動時發動，每回合 1 次，與魔法分開計算。</w:t>
+        <w:t xml:space="preserve">＊立即：任何時間皆可發動（自己行動時，或對手發動效果時），每回合 1 次，與魔法分開計算。</w:t>
       </w:r>
     </w:p>
     <w:p>
@@ -389,7 +389,7 @@
           <w:sz w:val="22"/>
           <w:szCs w:val="22"/>
         </w:rPr>
-        <w:t xml:space="preserve">＊發動方式：先把手牌轉為能量（橫置於消耗區），再發動效果。</w:t>
+        <w:t xml:space="preserve">＊發動方式：能量不夠時先把手牌轉為能量（橫置於消耗區），再發動效果；從手牌發動的卡，發動後進入棄牌堆。</w:t>
       </w:r>
     </w:p>
     <w:p>
